--- a/AWS_FreeTest7DQuiz-Ans_doc_Format.docx
+++ b/AWS_FreeTest7DQuiz-Ans_doc_Format.docx
@@ -259,7 +259,6 @@
         <w:rPr>
           <w:lang w:val="en-US"/>
         </w:rPr>
-        <w:lastRenderedPageBreak/>
         <w:t>Attaching a resource policy to the S3 bucket allows you to control access and restrict it to the IAM role associated with the EC2 instance, ensuring only authorized entities can upload data to the bucket.</w:t>
       </w:r>
     </w:p>
@@ -520,7 +519,6 @@
         <w:rPr>
           <w:lang w:val="en-US"/>
         </w:rPr>
-        <w:lastRenderedPageBreak/>
         <w:t>D. Run a query with the AWS Resource Groups Tag Editor to report on the resources globally with the application tag.</w:t>
       </w:r>
     </w:p>
@@ -792,7 +790,6 @@
         <w:rPr>
           <w:lang w:val="en-US"/>
         </w:rPr>
-        <w:lastRenderedPageBreak/>
         <w:t>AWS WAF is a managed service, which means it reduces the operational burden on the company by handling the infrastructure, updates, and security configurations.</w:t>
       </w:r>
     </w:p>
@@ -1044,7 +1041,6 @@
         <w:rPr>
           <w:lang w:val="en-US"/>
         </w:rPr>
-        <w:lastRenderedPageBreak/>
         <w:t>--------------------------------------------------------------------------------------------------------</w:t>
       </w:r>
     </w:p>
@@ -1600,6 +1596,12 @@
           <w:lang w:val="en-US"/>
         </w:rPr>
       </w:pPr>
+      <w:r>
+        <w:rPr>
+          <w:lang w:val="en-US"/>
+        </w:rPr>
+        <w:t xml:space="preserve"> V v</w:t>
+      </w:r>
     </w:p>
     <w:p>
       <w:pPr>
@@ -1817,7 +1819,6 @@
         <w:rPr>
           <w:lang w:val="en-US"/>
         </w:rPr>
-        <w:lastRenderedPageBreak/>
         <w:t>----------------------------------------------------------------------------------------</w:t>
       </w:r>
     </w:p>
@@ -2066,7 +2067,6 @@
         <w:rPr>
           <w:lang w:val="en-US"/>
         </w:rPr>
-        <w:lastRenderedPageBreak/>
         <w:t>Which combination of steps should a solutions architect take to meet these requirements? (Choose two.)</w:t>
       </w:r>
     </w:p>
@@ -2313,7 +2313,6 @@
         <w:rPr>
           <w:lang w:val="en-US"/>
         </w:rPr>
-        <w:lastRenderedPageBreak/>
         <w:t>After an inspection of the logs, the company determines that the database is not capable of processing the volume of write traffic that comes from the API. A solutions architect must minimize the number of connections to the database and must ensure that data is not lost during periods of heavy traffic.</w:t>
       </w:r>
     </w:p>
@@ -2580,7 +2579,6 @@
         <w:rPr>
           <w:lang w:val="en-US"/>
         </w:rPr>
-        <w:lastRenderedPageBreak/>
         <w:t>NAT Gateway: NAT Gateways are managed, highly available, and scalable components provided by AWS. They are designed to handle the network address translation for instances in private subnets. By deploying NAT gateways in different Availability Zones, you ensure high availability.</w:t>
       </w:r>
     </w:p>
@@ -3397,7 +3395,6 @@
         <w:rPr>
           <w:lang w:val="en-US"/>
         </w:rPr>
-        <w:lastRenderedPageBreak/>
         <w:t>237] An application running on an Amazon EC2 instance in VPC-A needs to access files in another EC2 instance in VPC-B. Both VPCs are in separate AWS accounts. The network administrator needs to design a solution to configure secure access to EC2 instance in VPC-B from VPC-A. The connectivity should not have a single point of failure or bandwidth concerns.</w:t>
       </w:r>
     </w:p>
@@ -3644,7 +3641,6 @@
         <w:rPr>
           <w:lang w:val="en-US"/>
         </w:rPr>
-        <w:lastRenderedPageBreak/>
         <w:t>This option is specifically designed for creating APIs and provides features such as authentication, request validation, and more. It allows you to create a REST API, configure a method to invoke the Lambda function, and enable IAM authentication. This provides a dedicated and managed API endpoint for clients to call securely.</w:t>
       </w:r>
     </w:p>
@@ -3904,7 +3900,6 @@
         <w:rPr>
           <w:lang w:val="en-US"/>
         </w:rPr>
-        <w:lastRenderedPageBreak/>
         <w:t>C. Multivalue routing policy</w:t>
       </w:r>
     </w:p>
@@ -4183,7 +4178,6 @@
         <w:rPr>
           <w:lang w:val="en-US"/>
         </w:rPr>
-        <w:lastRenderedPageBreak/>
         <w:t>----------------------------------------------------------------------------</w:t>
       </w:r>
     </w:p>
@@ -4444,7 +4438,6 @@
         <w:rPr>
           <w:lang w:val="en-US"/>
         </w:rPr>
-        <w:lastRenderedPageBreak/>
         <w:t>-------------------------------------------------------------------------------------</w:t>
       </w:r>
     </w:p>
@@ -4724,7 +4717,6 @@
         <w:rPr>
           <w:lang w:val="en-US"/>
         </w:rPr>
-        <w:lastRenderedPageBreak/>
         <w:t>Amazon S3 is a scalable and cost-effective object storage service. Enabling an S3 Lifecycle policy to transition logs to S3 Standard-Infrequent Access (S3 Standard-IA) after 90 days is a suitable solution. This approach allows you to store the logs in a cost-effective manner, automatically moving them to a lower-cost storage class after the initial 90 days.</w:t>
       </w:r>
     </w:p>
@@ -5010,7 +5002,6 @@
         <w:rPr>
           <w:lang w:val="en-US"/>
         </w:rPr>
-        <w:lastRenderedPageBreak/>
         <w:t>254] A company is reviewing a recent migration of a three-tier application to a VPC. The security team discovers that the principle of least privilege is not being applied to Amazon EC2 security group ingress and egress rules between the application tiers.</w:t>
       </w:r>
     </w:p>
@@ -5276,7 +5267,6 @@
         <w:rPr>
           <w:lang w:val="en-US"/>
         </w:rPr>
-        <w:lastRenderedPageBreak/>
         <w:t>B. allows multiple versions of objects in the S3 bucket to be stored. This ensures that all versions of the documents are available, even if they are accidentally overwritten or deleted.</w:t>
       </w:r>
     </w:p>
@@ -5556,7 +5546,6 @@
         <w:rPr>
           <w:lang w:val="en-US"/>
         </w:rPr>
-        <w:lastRenderedPageBreak/>
         <w:t>259] A company is implementing new data retention policies for all databases that run on Amazon RDS DB instances. The company must retain daily backups for a minimum period of 2 years. The backups must be consistent and restorable.</w:t>
       </w:r>
     </w:p>
@@ -5829,7 +5818,6 @@
         <w:rPr>
           <w:lang w:val="en-US"/>
         </w:rPr>
-        <w:lastRenderedPageBreak/>
         <w:t>The company wants to provide its customers with different versions of content based on the devices that the customers use to access the website.</w:t>
       </w:r>
     </w:p>
@@ -6135,7 +6123,6 @@
         <w:rPr>
           <w:lang w:val="en-US"/>
         </w:rPr>
-        <w:lastRenderedPageBreak/>
         <w:t>---------------------------------------------------------------------------</w:t>
       </w:r>
     </w:p>
@@ -6395,7 +6382,6 @@
         <w:rPr>
           <w:lang w:val="en-US"/>
         </w:rPr>
-        <w:lastRenderedPageBreak/>
         <w:t>Routing traffic to the ALB from Route 53 ensures that DNS queries return the IP address of the ALB instead of individual instances. This allows the ALB to distribute traffic only to healthy instances, avoiding timeouts caused by unhealthy instances.</w:t>
       </w:r>
     </w:p>
@@ -6668,7 +6654,6 @@
         <w:rPr>
           <w:lang w:val="en-US"/>
         </w:rPr>
-        <w:lastRenderedPageBreak/>
         <w:t>Attach the listener to a Regional endpoint in each AWS Region where the application is deployed.</w:t>
       </w:r>
     </w:p>
@@ -6948,7 +6933,6 @@
         <w:rPr>
           <w:lang w:val="en-US"/>
         </w:rPr>
-        <w:lastRenderedPageBreak/>
         <w:t>Creating a read replica is a common approach to offload read-only queries from the primary database, improving overall performance.</w:t>
       </w:r>
     </w:p>
